--- a/Ciclo 01/RHU/Hoja de vida.docx
+++ b/Ciclo 01/RHU/Hoja de vida.docx
@@ -1,6 +1,6 @@
 
 <file path=word/document.xml><?xml version="1.0" encoding="utf-8"?>
-<w:document xmlns:wpc="http://schemas.microsoft.com/office/word/2010/wordprocessingCanvas" xmlns:cx="http://schemas.microsoft.com/office/drawing/2014/chartex" xmlns:cx1="http://schemas.microsoft.com/office/drawing/2015/9/8/chartex" xmlns:cx2="http://schemas.microsoft.com/office/drawing/2015/10/21/chartex" xmlns:cx3="http://schemas.microsoft.com/office/drawing/2016/5/9/chartex" xmlns:cx4="http://schemas.microsoft.com/office/drawing/2016/5/10/chartex" xmlns:cx5="http://schemas.microsoft.com/office/drawing/2016/5/11/chartex" xmlns:cx6="http://schemas.microsoft.com/office/drawing/2016/5/12/chartex" xmlns:cx7="http://schemas.microsoft.com/office/drawing/2016/5/13/chartex" xmlns:cx8="http://schemas.microsoft.com/office/drawing/2016/5/14/chartex" xmlns:mc="http://schemas.openxmlformats.org/markup-compatibility/2006" xmlns:aink="http://schemas.microsoft.com/office/drawing/2016/ink" xmlns:am3d="http://schemas.microsoft.com/office/drawing/2017/model3d" xmlns:o="urn:schemas-microsoft-com:office:office" xmlns:oel="http://schemas.microsoft.com/office/2019/extlst" xmlns:r="http://schemas.openxmlformats.org/officeDocument/2006/relationships" xmlns:m="http://schemas.openxmlformats.org/officeDocument/2006/math" xmlns:v="urn:schemas-microsoft-com:vml" xmlns:wp14="http://schemas.microsoft.com/office/word/2010/wordprocessingDrawing" xmlns:wp="http://schemas.openxmlformats.org/drawingml/2006/wordprocessingDrawing" xmlns:w10="urn:schemas-microsoft-com:office:word" xmlns:w="http://schemas.openxmlformats.org/wordprocessingml/2006/main" xmlns:w14="http://schemas.microsoft.com/office/word/2010/wordml" xmlns:w15="http://schemas.microsoft.com/office/word/2012/wordml" xmlns:w16cex="http://schemas.microsoft.com/office/word/2018/wordml/cex" xmlns:w16cid="http://schemas.microsoft.com/office/word/2016/wordml/cid" xmlns:w16="http://schemas.microsoft.com/office/word/2018/wordml" xmlns:w16du="http://schemas.microsoft.com/office/word/2023/wordml/word16du" xmlns:w16sdtdh="http://schemas.microsoft.com/office/word/2020/wordml/sdtdatahash" xmlns:w16sdtfl="http://schemas.microsoft.com/office/word/2024/wordml/sdtformatlock" xmlns:w16se="http://schemas.microsoft.com/office/word/2015/wordml/symex" xmlns:wpg="http://schemas.microsoft.com/office/word/2010/wordprocessingGroup" xmlns:wpi="http://schemas.microsoft.com/office/word/2010/wordprocessingInk" xmlns:wne="http://schemas.microsoft.com/office/word/2006/wordml" xmlns:wps="http://schemas.microsoft.com/office/word/2010/wordprocessingShape" mc:Ignorable="w14 w15 w16se w16cid w16 w16cex w16sdtdh w16sdtfl w16du wp14">
+<w:document xmlns:wpc="http://schemas.microsoft.com/office/word/2010/wordprocessingCanvas" xmlns:cx="http://schemas.microsoft.com/office/drawing/2014/chartex" xmlns:cx1="http://schemas.microsoft.com/office/drawing/2015/9/8/chartex" xmlns:cx2="http://schemas.microsoft.com/office/drawing/2015/10/21/chartex" xmlns:cx3="http://schemas.microsoft.com/office/drawing/2016/5/9/chartex" xmlns:cx4="http://schemas.microsoft.com/office/drawing/2016/5/10/chartex" xmlns:cx5="http://schemas.microsoft.com/office/drawing/2016/5/11/chartex" xmlns:cx6="http://schemas.microsoft.com/office/drawing/2016/5/12/chartex" xmlns:cx7="http://schemas.microsoft.com/office/drawing/2016/5/13/chartex" xmlns:cx8="http://schemas.microsoft.com/office/drawing/2016/5/14/chartex" xmlns:mc="http://schemas.openxmlformats.org/markup-compatibility/2006" xmlns:aink="http://schemas.microsoft.com/office/drawing/2016/ink" xmlns:am3d="http://schemas.microsoft.com/office/drawing/2017/model3d" xmlns:o="urn:schemas-microsoft-com:office:office" xmlns:r="http://schemas.openxmlformats.org/officeDocument/2006/relationships" xmlns:m="http://schemas.openxmlformats.org/officeDocument/2006/math" xmlns:v="urn:schemas-microsoft-com:vml" xmlns:wp14="http://schemas.microsoft.com/office/word/2010/wordprocessingDrawing" xmlns:wp="http://schemas.openxmlformats.org/drawingml/2006/wordprocessingDrawing" xmlns:w10="urn:schemas-microsoft-com:office:word" xmlns:w="http://schemas.openxmlformats.org/wordprocessingml/2006/main" xmlns:w14="http://schemas.microsoft.com/office/word/2010/wordml" xmlns:w15="http://schemas.microsoft.com/office/word/2012/wordml" xmlns:w16cex="http://schemas.microsoft.com/office/word/2018/wordml/cex" xmlns:w16cid="http://schemas.microsoft.com/office/word/2016/wordml/cid" xmlns:w16="http://schemas.microsoft.com/office/word/2018/wordml" xmlns:w16sdtdh="http://schemas.microsoft.com/office/word/2020/wordml/sdtdatahash" xmlns:w16se="http://schemas.microsoft.com/office/word/2015/wordml/symex" xmlns:wpg="http://schemas.microsoft.com/office/word/2010/wordprocessingGroup" xmlns:wpi="http://schemas.microsoft.com/office/word/2010/wordprocessingInk" xmlns:wne="http://schemas.microsoft.com/office/word/2006/wordml" xmlns:wps="http://schemas.microsoft.com/office/word/2010/wordprocessingShape" mc:Ignorable="w14 w15 w16se w16cid w16 w16cex w16sdtdh wp14">
   <w:body>
     <w:tbl>
       <w:tblPr>
@@ -477,6 +477,48 @@
                 <w:sz w:val="20"/>
               </w:rPr>
             </w:pPr>
+            <w:r>
+              <w:rPr>
+                <w:rFonts w:ascii="Times New Roman"/>
+                <w:noProof/>
+                <w:sz w:val="20"/>
+              </w:rPr>
+              <w:drawing>
+                <wp:inline distT="0" distB="0" distL="0" distR="0" wp14:anchorId="56BFAF54" wp14:editId="6AEE8BF5">
+                  <wp:extent cx="837182" cy="742208"/>
+                  <wp:effectExtent l="0" t="0" r="1270" b="1270"/>
+                  <wp:docPr id="1" name="Imagen 1"/>
+                  <wp:cNvGraphicFramePr>
+                    <a:graphicFrameLocks xmlns:a="http://schemas.openxmlformats.org/drawingml/2006/main" noChangeAspect="1"/>
+                  </wp:cNvGraphicFramePr>
+                  <a:graphic xmlns:a="http://schemas.openxmlformats.org/drawingml/2006/main">
+                    <a:graphicData uri="http://schemas.openxmlformats.org/drawingml/2006/picture">
+                      <pic:pic xmlns:pic="http://schemas.openxmlformats.org/drawingml/2006/picture">
+                        <pic:nvPicPr>
+                          <pic:cNvPr id="1" name=""/>
+                          <pic:cNvPicPr/>
+                        </pic:nvPicPr>
+                        <pic:blipFill>
+                          <a:blip r:embed="rId4"/>
+                          <a:stretch>
+                            <a:fillRect/>
+                          </a:stretch>
+                        </pic:blipFill>
+                        <pic:spPr>
+                          <a:xfrm>
+                            <a:off x="0" y="0"/>
+                            <a:ext cx="838095" cy="743018"/>
+                          </a:xfrm>
+                          <a:prstGeom prst="rect">
+                            <a:avLst/>
+                          </a:prstGeom>
+                        </pic:spPr>
+                      </pic:pic>
+                    </a:graphicData>
+                  </a:graphic>
+                </wp:inline>
+              </w:drawing>
+            </w:r>
           </w:p>
         </w:tc>
       </w:tr>
@@ -995,7 +1037,6 @@
                 <w:b/>
               </w:rPr>
             </w:pPr>
-            <w:proofErr w:type="spellStart"/>
             <w:r>
               <w:rPr>
                 <w:b/>
@@ -1003,7 +1044,6 @@
               </w:rPr>
               <w:t>N°</w:t>
             </w:r>
-            <w:proofErr w:type="spellEnd"/>
           </w:p>
         </w:tc>
         <w:tc>
@@ -1639,7 +1679,6 @@
                 <w:b/>
               </w:rPr>
             </w:pPr>
-            <w:proofErr w:type="spellStart"/>
             <w:r>
               <w:rPr>
                 <w:b/>
@@ -1647,7 +1686,6 @@
               </w:rPr>
               <w:t>N°</w:t>
             </w:r>
-            <w:proofErr w:type="spellEnd"/>
           </w:p>
         </w:tc>
         <w:tc>
@@ -1824,7 +1862,49 @@
                 <w:rFonts w:ascii="Times New Roman"/>
                 <w:sz w:val="18"/>
               </w:rPr>
-              <w:t>Universidad de El Salvador</w:t>
+              <w:t>Maestr</w:t>
+            </w:r>
+            <w:r>
+              <w:rPr>
+                <w:rFonts w:ascii="Times New Roman"/>
+                <w:sz w:val="18"/>
+              </w:rPr>
+              <w:t>í</w:t>
+            </w:r>
+            <w:r>
+              <w:rPr>
+                <w:rFonts w:ascii="Times New Roman"/>
+                <w:sz w:val="18"/>
+              </w:rPr>
+              <w:t>a en Seguridad y Gesti</w:t>
+            </w:r>
+            <w:r>
+              <w:rPr>
+                <w:rFonts w:ascii="Times New Roman"/>
+                <w:sz w:val="18"/>
+              </w:rPr>
+              <w:t>ó</w:t>
+            </w:r>
+            <w:r>
+              <w:rPr>
+                <w:rFonts w:ascii="Times New Roman"/>
+                <w:sz w:val="18"/>
+              </w:rPr>
+              <w:t>n de riesgos inform</w:t>
+            </w:r>
+            <w:r>
+              <w:rPr>
+                <w:rFonts w:ascii="Times New Roman"/>
+                <w:sz w:val="18"/>
+              </w:rPr>
+              <w:t>á</w:t>
+            </w:r>
+            <w:r>
+              <w:rPr>
+                <w:rFonts w:ascii="Times New Roman"/>
+                <w:sz w:val="18"/>
+              </w:rPr>
+              <w:t>ticos</w:t>
             </w:r>
           </w:p>
         </w:tc>
@@ -1845,21 +1925,7 @@
                 <w:rFonts w:ascii="Times New Roman"/>
                 <w:sz w:val="18"/>
               </w:rPr>
-              <w:t xml:space="preserve"> Ingeniero en Sistemas Inform</w:t>
-            </w:r>
-            <w:r>
-              <w:rPr>
-                <w:rFonts w:ascii="Times New Roman"/>
-                <w:sz w:val="18"/>
-              </w:rPr>
-              <w:t>á</w:t>
-            </w:r>
-            <w:r>
-              <w:rPr>
-                <w:rFonts w:ascii="Times New Roman"/>
-                <w:sz w:val="18"/>
-              </w:rPr>
-              <w:t>ticos</w:t>
+              <w:t>Universidad Don Bosco</w:t>
             </w:r>
           </w:p>
         </w:tc>
@@ -1880,7 +1946,7 @@
                 <w:rFonts w:ascii="Times New Roman"/>
                 <w:sz w:val="18"/>
               </w:rPr>
-              <w:t xml:space="preserve"> 2026</w:t>
+              <w:t>2026</w:t>
             </w:r>
           </w:p>
         </w:tc>
@@ -1952,21 +2018,7 @@
                 <w:rFonts w:ascii="Times New Roman"/>
                 <w:sz w:val="18"/>
               </w:rPr>
-              <w:t>Instituto Nacional T</w:t>
-            </w:r>
-            <w:r>
-              <w:rPr>
-                <w:rFonts w:ascii="Times New Roman"/>
-                <w:sz w:val="18"/>
-              </w:rPr>
-              <w:t>é</w:t>
-            </w:r>
-            <w:r>
-              <w:rPr>
-                <w:rFonts w:ascii="Times New Roman"/>
-                <w:sz w:val="18"/>
-              </w:rPr>
-              <w:t>cnico Industrial</w:t>
+              <w:t>Universidad de El Salvador</w:t>
             </w:r>
           </w:p>
         </w:tc>
@@ -1987,35 +2039,21 @@
                 <w:rFonts w:ascii="Times New Roman"/>
                 <w:sz w:val="18"/>
               </w:rPr>
-              <w:t xml:space="preserve"> Bachillerato T</w:t>
-            </w:r>
-            <w:r>
-              <w:rPr>
-                <w:rFonts w:ascii="Times New Roman"/>
-                <w:sz w:val="18"/>
-              </w:rPr>
-              <w:t>é</w:t>
-            </w:r>
-            <w:r>
-              <w:rPr>
-                <w:rFonts w:ascii="Times New Roman"/>
-                <w:sz w:val="18"/>
-              </w:rPr>
-              <w:t>cnico Industrial con especialidad en Electr</w:t>
-            </w:r>
-            <w:r>
-              <w:rPr>
-                <w:rFonts w:ascii="Times New Roman"/>
-                <w:sz w:val="18"/>
-              </w:rPr>
-              <w:t>ó</w:t>
-            </w:r>
-            <w:r>
-              <w:rPr>
-                <w:rFonts w:ascii="Times New Roman"/>
-                <w:sz w:val="18"/>
-              </w:rPr>
-              <w:t>nica</w:t>
+              <w:t xml:space="preserve"> Ingeniero en Sistemas Inform</w:t>
+            </w:r>
+            <w:r>
+              <w:rPr>
+                <w:rFonts w:ascii="Times New Roman"/>
+                <w:sz w:val="18"/>
+              </w:rPr>
+              <w:t>á</w:t>
+            </w:r>
+            <w:r>
+              <w:rPr>
+                <w:rFonts w:ascii="Times New Roman"/>
+                <w:sz w:val="18"/>
+              </w:rPr>
+              <w:t>ticos</w:t>
             </w:r>
           </w:p>
         </w:tc>
@@ -2036,14 +2074,14 @@
                 <w:rFonts w:ascii="Times New Roman"/>
                 <w:sz w:val="18"/>
               </w:rPr>
-              <w:t xml:space="preserve"> 201</w:t>
-            </w:r>
-            <w:r>
-              <w:rPr>
-                <w:rFonts w:ascii="Times New Roman"/>
-                <w:sz w:val="18"/>
-              </w:rPr>
-              <w:t>4</w:t>
+              <w:t xml:space="preserve"> 202</w:t>
+            </w:r>
+            <w:r>
+              <w:rPr>
+                <w:rFonts w:ascii="Times New Roman"/>
+                <w:sz w:val="18"/>
+              </w:rPr>
+              <w:t>0</w:t>
             </w:r>
           </w:p>
         </w:tc>
@@ -2115,21 +2153,21 @@
                 <w:rFonts w:ascii="Times New Roman"/>
                 <w:sz w:val="18"/>
               </w:rPr>
-              <w:t xml:space="preserve"> C.E. Monse</w:t>
-            </w:r>
-            <w:r>
-              <w:rPr>
-                <w:rFonts w:ascii="Times New Roman"/>
-                <w:sz w:val="18"/>
-              </w:rPr>
-              <w:t>ñ</w:t>
-            </w:r>
-            <w:r>
-              <w:rPr>
-                <w:rFonts w:ascii="Times New Roman"/>
-                <w:sz w:val="18"/>
-              </w:rPr>
-              <w:t>or Basilio Plantier</w:t>
+              <w:t>Instituto Nacional T</w:t>
+            </w:r>
+            <w:r>
+              <w:rPr>
+                <w:rFonts w:ascii="Times New Roman"/>
+                <w:sz w:val="18"/>
+              </w:rPr>
+              <w:t>é</w:t>
+            </w:r>
+            <w:r>
+              <w:rPr>
+                <w:rFonts w:ascii="Times New Roman"/>
+                <w:sz w:val="18"/>
+              </w:rPr>
+              <w:t>cnico Industrial</w:t>
             </w:r>
           </w:p>
         </w:tc>
@@ -2150,7 +2188,21 @@
                 <w:rFonts w:ascii="Times New Roman"/>
                 <w:sz w:val="18"/>
               </w:rPr>
-              <w:t xml:space="preserve"> Educaci</w:t>
+              <w:t xml:space="preserve"> Bachillerato T</w:t>
+            </w:r>
+            <w:r>
+              <w:rPr>
+                <w:rFonts w:ascii="Times New Roman"/>
+                <w:sz w:val="18"/>
+              </w:rPr>
+              <w:t>é</w:t>
+            </w:r>
+            <w:r>
+              <w:rPr>
+                <w:rFonts w:ascii="Times New Roman"/>
+                <w:sz w:val="18"/>
+              </w:rPr>
+              <w:t>cnico Industrial con especialidad en Electr</w:t>
             </w:r>
             <w:r>
               <w:rPr>
@@ -2164,21 +2216,7 @@
                 <w:rFonts w:ascii="Times New Roman"/>
                 <w:sz w:val="18"/>
               </w:rPr>
-              <w:t>n B</w:t>
-            </w:r>
-            <w:r>
-              <w:rPr>
-                <w:rFonts w:ascii="Times New Roman"/>
-                <w:sz w:val="18"/>
-              </w:rPr>
-              <w:t>á</w:t>
-            </w:r>
-            <w:r>
-              <w:rPr>
-                <w:rFonts w:ascii="Times New Roman"/>
-                <w:sz w:val="18"/>
-              </w:rPr>
-              <w:t>sica</w:t>
+              <w:t>nica</w:t>
             </w:r>
           </w:p>
         </w:tc>
@@ -2199,7 +2237,7 @@
                 <w:rFonts w:ascii="Times New Roman"/>
                 <w:sz w:val="18"/>
               </w:rPr>
-              <w:t xml:space="preserve"> 2010</w:t>
+              <w:t xml:space="preserve"> 2014</w:t>
             </w:r>
           </w:p>
         </w:tc>
@@ -2362,7 +2400,6 @@
                 <w:b/>
               </w:rPr>
             </w:pPr>
-            <w:proofErr w:type="spellStart"/>
             <w:r>
               <w:rPr>
                 <w:b/>
@@ -2370,7 +2407,6 @@
               </w:rPr>
               <w:t>N°</w:t>
             </w:r>
-            <w:proofErr w:type="spellEnd"/>
           </w:p>
         </w:tc>
         <w:tc>
@@ -3410,7 +3446,6 @@
                 <w:b/>
               </w:rPr>
             </w:pPr>
-            <w:proofErr w:type="spellStart"/>
             <w:r>
               <w:rPr>
                 <w:b/>
@@ -3418,7 +3453,6 @@
               </w:rPr>
               <w:t>N°</w:t>
             </w:r>
-            <w:proofErr w:type="spellEnd"/>
           </w:p>
         </w:tc>
         <w:tc>
@@ -3608,7 +3642,23 @@
                 <w:rFonts w:ascii="Times New Roman"/>
                 <w:sz w:val="18"/>
               </w:rPr>
-              <w:t xml:space="preserve"> Tracer (simulaci</w:t>
+              <w:t xml:space="preserve"> </w:t>
+            </w:r>
+            <w:proofErr w:type="spellStart"/>
+            <w:r>
+              <w:rPr>
+                <w:rFonts w:ascii="Times New Roman"/>
+                <w:sz w:val="18"/>
+              </w:rPr>
+              <w:t>Tracer</w:t>
+            </w:r>
+            <w:proofErr w:type="spellEnd"/>
+            <w:r>
+              <w:rPr>
+                <w:rFonts w:ascii="Times New Roman"/>
+                <w:sz w:val="18"/>
+              </w:rPr>
+              <w:t xml:space="preserve"> (simulaci</w:t>
             </w:r>
             <w:r>
               <w:rPr>
@@ -4090,7 +4140,6 @@
                 <w:b/>
               </w:rPr>
             </w:pPr>
-            <w:proofErr w:type="spellStart"/>
             <w:r>
               <w:rPr>
                 <w:b/>
@@ -4098,7 +4147,6 @@
               </w:rPr>
               <w:t>N°</w:t>
             </w:r>
-            <w:proofErr w:type="spellEnd"/>
           </w:p>
         </w:tc>
         <w:tc>
@@ -4408,7 +4456,7 @@
                 <w:rFonts w:ascii="Times New Roman"/>
                 <w:sz w:val="18"/>
               </w:rPr>
-              <w:t>Avanzado 75%</w:t>
+              <w:t>B2</w:t>
             </w:r>
           </w:p>
         </w:tc>
@@ -4429,7 +4477,7 @@
                 <w:rFonts w:ascii="Times New Roman"/>
                 <w:sz w:val="18"/>
               </w:rPr>
-              <w:t>Avanzado 75%</w:t>
+              <w:t>B2</w:t>
             </w:r>
           </w:p>
         </w:tc>
@@ -4450,28 +4498,7 @@
                 <w:rFonts w:ascii="Times New Roman"/>
                 <w:sz w:val="18"/>
               </w:rPr>
-              <w:t>B</w:t>
-            </w:r>
-            <w:r>
-              <w:rPr>
-                <w:rFonts w:ascii="Times New Roman"/>
-                <w:sz w:val="18"/>
-              </w:rPr>
-              <w:t>á</w:t>
-            </w:r>
-            <w:r>
-              <w:rPr>
-                <w:rFonts w:ascii="Times New Roman"/>
-                <w:sz w:val="18"/>
-              </w:rPr>
-              <w:t>sico</w:t>
-            </w:r>
-            <w:r>
-              <w:rPr>
-                <w:rFonts w:ascii="Times New Roman"/>
-                <w:sz w:val="18"/>
-              </w:rPr>
-              <w:t xml:space="preserve"> 30%</w:t>
+              <w:t>A2</w:t>
             </w:r>
           </w:p>
         </w:tc>
@@ -4492,28 +4519,7 @@
                 <w:rFonts w:ascii="Times New Roman"/>
                 <w:sz w:val="18"/>
               </w:rPr>
-              <w:t>B</w:t>
-            </w:r>
-            <w:r>
-              <w:rPr>
-                <w:rFonts w:ascii="Times New Roman"/>
-                <w:sz w:val="18"/>
-              </w:rPr>
-              <w:t>á</w:t>
-            </w:r>
-            <w:r>
-              <w:rPr>
-                <w:rFonts w:ascii="Times New Roman"/>
-                <w:sz w:val="18"/>
-              </w:rPr>
-              <w:t>sico</w:t>
-            </w:r>
-            <w:r>
-              <w:rPr>
-                <w:rFonts w:ascii="Times New Roman"/>
-                <w:sz w:val="18"/>
-              </w:rPr>
-              <w:t xml:space="preserve"> 20%</w:t>
+              <w:t>A2</w:t>
             </w:r>
           </w:p>
         </w:tc>
@@ -4771,7 +4777,7 @@
 </file>
 
 <file path=word/styles.xml><?xml version="1.0" encoding="utf-8"?>
-<w:styles xmlns:mc="http://schemas.openxmlformats.org/markup-compatibility/2006" xmlns:r="http://schemas.openxmlformats.org/officeDocument/2006/relationships" xmlns:w="http://schemas.openxmlformats.org/wordprocessingml/2006/main" xmlns:w14="http://schemas.microsoft.com/office/word/2010/wordml" xmlns:w15="http://schemas.microsoft.com/office/word/2012/wordml" xmlns:w16cex="http://schemas.microsoft.com/office/word/2018/wordml/cex" xmlns:w16cid="http://schemas.microsoft.com/office/word/2016/wordml/cid" xmlns:w16="http://schemas.microsoft.com/office/word/2018/wordml" xmlns:w16du="http://schemas.microsoft.com/office/word/2023/wordml/word16du" xmlns:w16sdtdh="http://schemas.microsoft.com/office/word/2020/wordml/sdtdatahash" xmlns:w16sdtfl="http://schemas.microsoft.com/office/word/2024/wordml/sdtformatlock" xmlns:w16se="http://schemas.microsoft.com/office/word/2015/wordml/symex" mc:Ignorable="w14 w15 w16se w16cid w16 w16cex w16sdtdh w16sdtfl w16du">
+<w:styles xmlns:mc="http://schemas.openxmlformats.org/markup-compatibility/2006" xmlns:r="http://schemas.openxmlformats.org/officeDocument/2006/relationships" xmlns:w="http://schemas.openxmlformats.org/wordprocessingml/2006/main" xmlns:w14="http://schemas.microsoft.com/office/word/2010/wordml" xmlns:w15="http://schemas.microsoft.com/office/word/2012/wordml" xmlns:w16cex="http://schemas.microsoft.com/office/word/2018/wordml/cex" xmlns:w16cid="http://schemas.microsoft.com/office/word/2016/wordml/cid" xmlns:w16="http://schemas.microsoft.com/office/word/2018/wordml" xmlns:w16sdtdh="http://schemas.microsoft.com/office/word/2020/wordml/sdtdatahash" xmlns:w16se="http://schemas.microsoft.com/office/word/2015/wordml/symex" mc:Ignorable="w14 w15 w16se w16cid w16 w16cex w16sdtdh">
   <w:docDefaults>
     <w:rPrDefault>
       <w:rPr>
